--- a/mps-nivel-c/oficial/04_registros/AASP_CNJ/GQA-AASPCNJ01-001_Registro-de-GQA.docx
+++ b/mps-nivel-c/oficial/04_registros/AASP_CNJ/GQA-AASPCNJ01-001_Registro-de-GQA.docx
@@ -338,7 +338,7 @@
                 <w:i w:val="0"/>
                 <w:sz w:val="20"/>
               </w:rPr>
-              <w:t>Wilson Yamada (Garantia da Qualidade de Processo — auditor independente da equipe do projeto)</w:t>
+              <w:t>Jonathan Barbosa (Garantia da Qualidade de Processo — auditor independente da equipe do projeto)</w:t>
             </w:r>
           </w:p>
         </w:tc>
@@ -394,7 +394,7 @@
                 <w:i w:val="0"/>
                 <w:sz w:val="20"/>
               </w:rPr>
-              <w:t>Abraão Oliveira</w:t>
+              <w:t>Cezar Hiraki Velazquez</w:t>
             </w:r>
           </w:p>
         </w:tc>
@@ -429,7 +429,7 @@
           <w:i w:val="0"/>
           <w:sz w:val="22"/>
         </w:rPr>
-        <w:t>Verificação de aderência ao processo-padrão (PRO-GPC-001) e de existência/completude dos produtos de trabalho do projeto na fase de execução, conforme EST-GPC-001. A independência da função de GQA é assegurada pela atuação de Wilson Yamada (Garantia da Qualidade de Processo), fora da equipe de engenharia do projeto.</w:t>
+        <w:t>Verificação de aderência ao processo-padrão (PRO-GPC-001) e de existência/completude dos produtos de trabalho do projeto na fase de execução, conforme EST-GPC-001. A independência da função de GQA é assegurada pela atuação de Jonathan Barbosa (Garantia da Qualidade de Processo), fora da equipe de engenharia do projeto.</w:t>
       </w:r>
     </w:p>
     <w:p>
@@ -3053,7 +3053,7 @@
                 <w:i w:val="0"/>
                 <w:sz w:val="20"/>
               </w:rPr>
-              <w:t>Abraão Oliveira</w:t>
+              <w:t>Cezar Hiraki Velazquez</w:t>
             </w:r>
           </w:p>
         </w:tc>
@@ -3209,7 +3209,7 @@
                 <w:i w:val="0"/>
                 <w:sz w:val="20"/>
               </w:rPr>
-              <w:t>Wilson Yamada (GQA)</w:t>
+              <w:t>Jonathan Barbosa (GQA)</w:t>
             </w:r>
           </w:p>
         </w:tc>

--- a/mps-nivel-c/oficial/04_registros/AASP_CNJ/GQA-AASPCNJ01-001_Registro-de-GQA.docx
+++ b/mps-nivel-c/oficial/04_registros/AASP_CNJ/GQA-AASPCNJ01-001_Registro-de-GQA.docx
@@ -388,13 +388,7 @@
               <w:spacing w:before="40" w:after="40"/>
             </w:pPr>
             <w:r>
-              <w:rPr>
-                <w:rFonts w:ascii="Calibri" w:hAnsi="Calibri"/>
-                <w:b w:val="0"/>
-                <w:i w:val="0"/>
-                <w:sz w:val="20"/>
-              </w:rPr>
-              <w:t>Cezar Hiraki Velazquez</w:t>
+              <w:t>Abraão Oliveira</w:t>
             </w:r>
           </w:p>
         </w:tc>
@@ -3053,7 +3047,7 @@
                 <w:i w:val="0"/>
                 <w:sz w:val="20"/>
               </w:rPr>
-              <w:t>Cezar Hiraki Velazquez</w:t>
+              <w:t>Cézar Hiraki Velázquez</w:t>
             </w:r>
           </w:p>
         </w:tc>

--- a/mps-nivel-c/oficial/04_registros/AASP_CNJ/GQA-AASPCNJ01-001_Registro-de-GQA.docx
+++ b/mps-nivel-c/oficial/04_registros/AASP_CNJ/GQA-AASPCNJ01-001_Registro-de-GQA.docx
@@ -34,7 +34,7 @@
           <w:color w:val="555555"/>
           <w:sz w:val="20"/>
         </w:rPr>
-        <w:t>GQA-AASPCNJ01-001   ·   Versão Data   ·   11/06/2026   ·   Timeware Brasil</w:t>
+        <w:t>GQA-AASPCNJ01-001   ·   Versão 1.0   ·   11/06/2026   ·   Timeware Brasil</w:t>
       </w:r>
     </w:p>
     <w:p>

--- a/mps-nivel-c/oficial/04_registros/AASP_CNJ/GQA-AASPCNJ01-001_Registro-de-GQA.docx
+++ b/mps-nivel-c/oficial/04_registros/AASP_CNJ/GQA-AASPCNJ01-001_Registro-de-GQA.docx
@@ -34,7 +34,7 @@
           <w:color w:val="555555"/>
           <w:sz w:val="20"/>
         </w:rPr>
-        <w:t>GQA-AASPCNJ01-001   ·   Versão Data   ·   11/06/2026   ·   Timeware Brasil</w:t>
+        <w:t>GQA-AASPCNJ01-001   ·   Versão 1.0   ·   11/06/2026   ·   Timeware Brasil</w:t>
       </w:r>
     </w:p>
     <w:p>
@@ -338,7 +338,7 @@
                 <w:i w:val="0"/>
                 <w:sz w:val="20"/>
               </w:rPr>
-              <w:t>Wilson Yamada (Garantia da Qualidade de Processo — auditor independente da equipe do projeto)</w:t>
+              <w:t>Jonathan Barbosa (Garantia da Qualidade de Processo — auditor independente da equipe do projeto)</w:t>
             </w:r>
           </w:p>
         </w:tc>
@@ -388,12 +388,6 @@
               <w:spacing w:before="40" w:after="40"/>
             </w:pPr>
             <w:r>
-              <w:rPr>
-                <w:rFonts w:ascii="Calibri" w:hAnsi="Calibri"/>
-                <w:b w:val="0"/>
-                <w:i w:val="0"/>
-                <w:sz w:val="20"/>
-              </w:rPr>
               <w:t>Abraão Oliveira</w:t>
             </w:r>
           </w:p>
@@ -429,7 +423,7 @@
           <w:i w:val="0"/>
           <w:sz w:val="22"/>
         </w:rPr>
-        <w:t>Verificação de aderência ao processo-padrão (PRO-GPC-001) e de existência/completude dos produtos de trabalho do projeto na fase de execução, conforme EST-GPC-001. A independência da função de GQA é assegurada pela atuação de Wilson Yamada (Garantia da Qualidade de Processo), fora da equipe de engenharia do projeto.</w:t>
+        <w:t>Verificação de aderência ao processo-padrão (PRO-GPC-001) e de existência/completude dos produtos de trabalho do projeto na fase de execução, conforme EST-GPC-001. A independência da função de GQA é assegurada pela atuação de Jonathan Barbosa (Garantia da Qualidade de Processo), fora da equipe de engenharia do projeto.</w:t>
       </w:r>
     </w:p>
     <w:p>
@@ -3053,7 +3047,7 @@
                 <w:i w:val="0"/>
                 <w:sz w:val="20"/>
               </w:rPr>
-              <w:t>Abraão Oliveira</w:t>
+              <w:t>Cézar Hiraki Velázquez</w:t>
             </w:r>
           </w:p>
         </w:tc>
@@ -3209,7 +3203,7 @@
                 <w:i w:val="0"/>
                 <w:sz w:val="20"/>
               </w:rPr>
-              <w:t>Wilson Yamada (GQA)</w:t>
+              <w:t>Jonathan Barbosa (GQA)</w:t>
             </w:r>
           </w:p>
         </w:tc>

--- a/mps-nivel-c/oficial/04_registros/AASP_CNJ/GQA-AASPCNJ01-001_Registro-de-GQA.docx
+++ b/mps-nivel-c/oficial/04_registros/AASP_CNJ/GQA-AASPCNJ01-001_Registro-de-GQA.docx
@@ -3775,7 +3775,7 @@
                 <w:i w:val="0"/>
                 <w:sz w:val="20"/>
               </w:rPr>
-              <w:t>Time de Melhoria Contínua</w:t>
+              <w:t>Jonathan Barbosa (Auditor de GQA, independente)</w:t>
             </w:r>
           </w:p>
         </w:tc>
@@ -3800,7 +3800,7 @@
                 <w:i w:val="0"/>
                 <w:sz w:val="20"/>
               </w:rPr>
-              <w:t>Registro de verificação de GQA (execução) consolidado a partir do Registro de Projeto AASP_CNJ v1.0 (08/06/2026).</w:t>
+              <w:t>Registro de verificação de GQA (execução).</w:t>
             </w:r>
           </w:p>
         </w:tc>

--- a/mps-nivel-c/oficial/04_registros/AASP_CNJ/GQA-AASPCNJ01-001_Registro-de-GQA.docx
+++ b/mps-nivel-c/oficial/04_registros/AASP_CNJ/GQA-AASPCNJ01-001_Registro-de-GQA.docx
@@ -282,7 +282,7 @@
                 <w:i w:val="0"/>
                 <w:sz w:val="20"/>
               </w:rPr>
-              <w:t>11/06/2026</w:t>
+              <w:t>06/06/2026</w:t>
             </w:r>
           </w:p>
         </w:tc>
@@ -3750,7 +3750,7 @@
                 <w:i w:val="0"/>
                 <w:sz w:val="20"/>
               </w:rPr>
-              <w:t>11/06/2026</w:t>
+              <w:t>06/06/2026</w:t>
             </w:r>
           </w:p>
         </w:tc>
@@ -3775,7 +3775,7 @@
                 <w:i w:val="0"/>
                 <w:sz w:val="20"/>
               </w:rPr>
-              <w:t>Time de Melhoria Contínua</w:t>
+              <w:t>Garantia da Qualidade (GQA)</w:t>
             </w:r>
           </w:p>
         </w:tc>

--- a/mps-nivel-c/oficial/04_registros/AASP_CNJ/GQA-AASPCNJ01-001_Registro-de-GQA.docx
+++ b/mps-nivel-c/oficial/04_registros/AASP_CNJ/GQA-AASPCNJ01-001_Registro-de-GQA.docx
@@ -34,7 +34,7 @@
           <w:color w:val="555555"/>
           <w:sz w:val="20"/>
         </w:rPr>
-        <w:t>GQA-AASPCNJ01-001   ·   Versão 1.0   ·   11/06/2026   ·   Timeware Brasil</w:t>
+        <w:t>GQA-AASPCNJ01-001   ·   Versão 1.0   ·   06/06/2026   ·   Timeware Brasil</w:t>
       </w:r>
     </w:p>
     <w:p>
@@ -3800,7 +3800,7 @@
                 <w:i w:val="0"/>
                 <w:sz w:val="20"/>
               </w:rPr>
-              <w:t>Registro de verificação de GQA (execução) consolidado a partir do Registro de Projeto AASP_CNJ v1.0 (08/06/2026).</w:t>
+              <w:t>Registro de verificação de GQA (execução) consolidado a partir do Registro de Projeto AASP_CNJ v1.0.</w:t>
             </w:r>
           </w:p>
         </w:tc>

--- a/mps-nivel-c/oficial/04_registros/AASP_CNJ/GQA-AASPCNJ01-001_Registro-de-GQA.docx
+++ b/mps-nivel-c/oficial/04_registros/AASP_CNJ/GQA-AASPCNJ01-001_Registro-de-GQA.docx
@@ -1432,7 +1432,7 @@
                 <w:color w:val="333333"/>
                 <w:sz w:val="20"/>
               </w:rPr>
-              <w:t>v240</w:t>
+              <w:t>v2.0.0</w:t>
             </w:r>
             <w:r>
               <w:rPr>
